--- a/files/CV_Jinah_Kim.docx
+++ b/files/CV_Jinah_Kim.docx
@@ -50,7 +50,7 @@
       <w:pPr>
         <w:spacing w:after="40" w:before="0"/>
       </w:pPr>
-      <w:hyperlink w:history="1" r:id="rIdninnrnkp-vveiixh4jbpz">
+      <w:hyperlink w:history="1" r:id="rId5w1jj92s062ppgafehypg">
         <w:r>
           <w:rPr>
             <w:rFonts w:ascii="Arial" w:cs="Arial" w:eastAsia="Arial" w:hAnsi="Arial"/>
@@ -87,7 +87,7 @@
         </w:rPr>
         <w:t xml:space="preserve">  ·  </w:t>
       </w:r>
-      <w:hyperlink w:history="1" r:id="rIdvozym20zynkcymj_w-kzt">
+      <w:hyperlink w:history="1" r:id="rIdotgy34pw-dqcsyawinuxn">
         <w:r>
           <w:rPr>
             <w:rFonts w:ascii="Arial" w:cs="Arial" w:eastAsia="Arial" w:hAnsi="Arial"/>
@@ -850,7 +850,7 @@
         <w:spacing w:after="0" w:before="0"/>
         <w:ind w:left="520"/>
       </w:pPr>
-      <w:hyperlink w:history="1" r:id="rIdoqhgzdmfxdyhl-fh9ccr7">
+      <w:hyperlink w:history="1" r:id="rIddmrxfvklgvmlbrbbrozkm">
         <w:r>
           <w:rPr>
             <w:rFonts w:ascii="Arial" w:cs="Arial" w:eastAsia="Arial" w:hAnsi="Arial"/>
@@ -952,7 +952,7 @@
         <w:spacing w:after="0" w:before="0"/>
         <w:ind w:left="520"/>
       </w:pPr>
-      <w:hyperlink w:history="1" r:id="rIdtafqf-po3bhu4epofldeo">
+      <w:hyperlink w:history="1" r:id="rIdt3ocznqfrue11insxj5i7">
         <w:r>
           <w:rPr>
             <w:rFonts w:ascii="Arial" w:cs="Arial" w:eastAsia="Arial" w:hAnsi="Arial"/>
@@ -993,7 +993,7 @@
           <w:sz w:val="20"/>
           <w:szCs w:val="20"/>
         </w:rPr>
-        <w:t xml:space="preserve">DnSAD: Defocus and Spatially Adaptive Deblurring for Mura Compensation in Display Panels</w:t>
+        <w:t xml:space="preserve">EgoExoChat: Leveraging Egocentric and Exocentric Perspectives for Video Understanding</w:t>
       </w:r>
     </w:p>
     <w:p>
@@ -1010,7 +1010,7 @@
           <w:sz w:val="20"/>
           <w:szCs w:val="20"/>
         </w:rPr>
-        <w:t xml:space="preserve">Geon-Ho Park</w:t>
+        <w:t xml:space="preserve">Jun-Sang Yoo</w:t>
       </w:r>
       <w:r>
         <w:rPr>
@@ -1028,7 +1028,7 @@
           <w:sz w:val="20"/>
           <w:szCs w:val="20"/>
         </w:rPr>
-        <w:t xml:space="preserve">Juhyun Bae</w:t>
+        <w:t xml:space="preserve">Dongjea Kang</w:t>
       </w:r>
       <w:r>
         <w:rPr>
@@ -1064,7 +1064,7 @@
           <w:sz w:val="20"/>
           <w:szCs w:val="20"/>
         </w:rPr>
-        <w:t xml:space="preserve">Changeui Hong</w:t>
+        <w:t xml:space="preserve">Seungjun Lee</w:t>
       </w:r>
       <w:r>
         <w:rPr>
@@ -1082,12 +1082,48 @@
           <w:sz w:val="20"/>
           <w:szCs w:val="20"/>
         </w:rPr>
+        <w:t xml:space="preserve">Chunfei Ma</w:t>
+      </w:r>
+      <w:r>
+        <w:rPr>
+          <w:rFonts w:ascii="Arial" w:cs="Arial" w:eastAsia="Arial" w:hAnsi="Arial"/>
+          <w:sz w:val="20"/>
+          <w:szCs w:val="20"/>
+        </w:rPr>
+        <w:t xml:space="preserve">, </w:t>
+      </w:r>
+      <w:r>
+        <w:rPr>
+          <w:rFonts w:ascii="Arial" w:cs="Arial" w:eastAsia="Arial" w:hAnsi="Arial"/>
+          <w:b w:val="false"/>
+          <w:bCs w:val="false"/>
+          <w:sz w:val="20"/>
+          <w:szCs w:val="20"/>
+        </w:rPr>
+        <w:t xml:space="preserve">Byeongwon Lee</w:t>
+      </w:r>
+      <w:r>
+        <w:rPr>
+          <w:rFonts w:ascii="Arial" w:cs="Arial" w:eastAsia="Arial" w:hAnsi="Arial"/>
+          <w:sz w:val="20"/>
+          <w:szCs w:val="20"/>
+        </w:rPr>
+        <w:t xml:space="preserve">, </w:t>
+      </w:r>
+      <w:r>
+        <w:rPr>
+          <w:rFonts w:ascii="Arial" w:cs="Arial" w:eastAsia="Arial" w:hAnsi="Arial"/>
+          <w:b w:val="false"/>
+          <w:bCs w:val="false"/>
+          <w:sz w:val="20"/>
+          <w:szCs w:val="20"/>
+        </w:rPr>
         <w:t xml:space="preserve">Seung-Won Jung</w:t>
       </w:r>
     </w:p>
     <w:p>
       <w:pPr>
-        <w:keepNext/>
+        <w:keepNext w:val="false"/>
         <w:spacing w:after="0" w:before="0"/>
         <w:ind w:left="520"/>
       </w:pPr>
@@ -1100,6 +1136,145 @@
           <w:sz w:val="20"/>
           <w:szCs w:val="20"/>
         </w:rPr>
+        <w:t xml:space="preserve">IEEE Transactions on Neural Networks and Learning Systems, Accepted</w:t>
+      </w:r>
+    </w:p>
+    <w:p>
+      <w:pPr>
+        <w:keepNext/>
+        <w:keepLines/>
+        <w:tabs>
+          <w:tab w:val="left" w:pos="520"/>
+        </w:tabs>
+        <w:spacing w:after="0" w:before="120"/>
+        <w:ind w:left="520" w:hanging="520"/>
+      </w:pPr>
+      <w:r>
+        <w:rPr>
+          <w:rFonts w:ascii="Arial" w:cs="Arial" w:eastAsia="Arial" w:hAnsi="Arial"/>
+          <w:b/>
+          <w:bCs/>
+          <w:color w:val="8B0029"/>
+          <w:sz w:val="20"/>
+          <w:szCs w:val="20"/>
+        </w:rPr>
+        <w:t xml:space="preserve">[J4]	</w:t>
+      </w:r>
+      <w:r>
+        <w:rPr>
+          <w:rFonts w:ascii="Arial" w:cs="Arial" w:eastAsia="Arial" w:hAnsi="Arial"/>
+          <w:b/>
+          <w:bCs/>
+          <w:sz w:val="20"/>
+          <w:szCs w:val="20"/>
+        </w:rPr>
+        <w:t xml:space="preserve">DnSAD: Defocus and Spatially Adaptive Deblurring for Mura Compensation in Display Panels</w:t>
+      </w:r>
+    </w:p>
+    <w:p>
+      <w:pPr>
+        <w:keepNext/>
+        <w:spacing w:after="0" w:before="0"/>
+        <w:ind w:left="520"/>
+      </w:pPr>
+      <w:r>
+        <w:rPr>
+          <w:rFonts w:ascii="Arial" w:cs="Arial" w:eastAsia="Arial" w:hAnsi="Arial"/>
+          <w:b w:val="false"/>
+          <w:bCs w:val="false"/>
+          <w:sz w:val="20"/>
+          <w:szCs w:val="20"/>
+        </w:rPr>
+        <w:t xml:space="preserve">Geon-Ho Park</w:t>
+      </w:r>
+      <w:r>
+        <w:rPr>
+          <w:rFonts w:ascii="Arial" w:cs="Arial" w:eastAsia="Arial" w:hAnsi="Arial"/>
+          <w:sz w:val="20"/>
+          <w:szCs w:val="20"/>
+        </w:rPr>
+        <w:t xml:space="preserve">, </w:t>
+      </w:r>
+      <w:r>
+        <w:rPr>
+          <w:rFonts w:ascii="Arial" w:cs="Arial" w:eastAsia="Arial" w:hAnsi="Arial"/>
+          <w:b w:val="false"/>
+          <w:bCs w:val="false"/>
+          <w:sz w:val="20"/>
+          <w:szCs w:val="20"/>
+        </w:rPr>
+        <w:t xml:space="preserve">Juhyun Bae</w:t>
+      </w:r>
+      <w:r>
+        <w:rPr>
+          <w:rFonts w:ascii="Arial" w:cs="Arial" w:eastAsia="Arial" w:hAnsi="Arial"/>
+          <w:sz w:val="20"/>
+          <w:szCs w:val="20"/>
+        </w:rPr>
+        <w:t xml:space="preserve">, </w:t>
+      </w:r>
+      <w:r>
+        <w:rPr>
+          <w:rFonts w:ascii="Arial" w:cs="Arial" w:eastAsia="Arial" w:hAnsi="Arial"/>
+          <w:b/>
+          <w:bCs/>
+          <w:sz w:val="20"/>
+          <w:szCs w:val="20"/>
+        </w:rPr>
+        <w:t xml:space="preserve">Jinah Kim</w:t>
+      </w:r>
+      <w:r>
+        <w:rPr>
+          <w:rFonts w:ascii="Arial" w:cs="Arial" w:eastAsia="Arial" w:hAnsi="Arial"/>
+          <w:sz w:val="20"/>
+          <w:szCs w:val="20"/>
+        </w:rPr>
+        <w:t xml:space="preserve">, </w:t>
+      </w:r>
+      <w:r>
+        <w:rPr>
+          <w:rFonts w:ascii="Arial" w:cs="Arial" w:eastAsia="Arial" w:hAnsi="Arial"/>
+          <w:b w:val="false"/>
+          <w:bCs w:val="false"/>
+          <w:sz w:val="20"/>
+          <w:szCs w:val="20"/>
+        </w:rPr>
+        <w:t xml:space="preserve">Changeui Hong</w:t>
+      </w:r>
+      <w:r>
+        <w:rPr>
+          <w:rFonts w:ascii="Arial" w:cs="Arial" w:eastAsia="Arial" w:hAnsi="Arial"/>
+          <w:sz w:val="20"/>
+          <w:szCs w:val="20"/>
+        </w:rPr>
+        <w:t xml:space="preserve">, </w:t>
+      </w:r>
+      <w:r>
+        <w:rPr>
+          <w:rFonts w:ascii="Arial" w:cs="Arial" w:eastAsia="Arial" w:hAnsi="Arial"/>
+          <w:b w:val="false"/>
+          <w:bCs w:val="false"/>
+          <w:sz w:val="20"/>
+          <w:szCs w:val="20"/>
+        </w:rPr>
+        <w:t xml:space="preserve">Seung-Won Jung</w:t>
+      </w:r>
+    </w:p>
+    <w:p>
+      <w:pPr>
+        <w:keepNext/>
+        <w:spacing w:after="0" w:before="0"/>
+        <w:ind w:left="520"/>
+      </w:pPr>
+      <w:r>
+        <w:rPr>
+          <w:rFonts w:ascii="Arial" w:cs="Arial" w:eastAsia="Arial" w:hAnsi="Arial"/>
+          <w:i/>
+          <w:iCs/>
+          <w:color w:val="4A3F43"/>
+          <w:sz w:val="20"/>
+          <w:szCs w:val="20"/>
+        </w:rPr>
         <w:t xml:space="preserve">Journal of the Society for Information Display, vol. 34, no. 3, pp. 99–108, 2026</w:t>
       </w:r>
     </w:p>
@@ -1108,7 +1283,7 @@
         <w:spacing w:after="0" w:before="0"/>
         <w:ind w:left="520"/>
       </w:pPr>
-      <w:hyperlink w:history="1" r:id="rIdlynheh8x7wmwsbb2qbsvb">
+      <w:hyperlink w:history="1" r:id="rIdhaw-qnwp-65pu_ad6lzr7">
         <w:r>
           <w:rPr>
             <w:rFonts w:ascii="Arial" w:cs="Arial" w:eastAsia="Arial" w:hAnsi="Arial"/>
@@ -1139,7 +1314,7 @@
           <w:sz w:val="20"/>
           <w:szCs w:val="20"/>
         </w:rPr>
-        <w:t xml:space="preserve">[J4]	</w:t>
+        <w:t xml:space="preserve">[J5]	</w:t>
       </w:r>
       <w:r>
         <w:rPr>
@@ -1264,7 +1439,7 @@
         <w:spacing w:after="0" w:before="0"/>
         <w:ind w:left="520"/>
       </w:pPr>
-      <w:hyperlink w:history="1" r:id="rIdf3l0u546imdy7kqmbtdib">
+      <w:hyperlink w:history="1" r:id="rIdcgtdbodmxnaiaqbt5wlxh">
         <w:r>
           <w:rPr>
             <w:rFonts w:ascii="Arial" w:cs="Arial" w:eastAsia="Arial" w:hAnsi="Arial"/>
@@ -1295,7 +1470,7 @@
           <w:sz w:val="20"/>
           <w:szCs w:val="20"/>
         </w:rPr>
-        <w:t xml:space="preserve">[J5]	</w:t>
+        <w:t xml:space="preserve">[J6]	</w:t>
       </w:r>
       <w:r>
         <w:rPr>
@@ -1402,7 +1577,7 @@
         <w:spacing w:after="0" w:before="0"/>
         <w:ind w:left="520"/>
       </w:pPr>
-      <w:hyperlink w:history="1" r:id="rIdputhhjtebj3q24ibxvatr">
+      <w:hyperlink w:history="1" r:id="rIdl9jitbssi_vjuxoebvrnf">
         <w:r>
           <w:rPr>
             <w:rFonts w:ascii="Arial" w:cs="Arial" w:eastAsia="Arial" w:hAnsi="Arial"/>
